--- a/會議記錄/2025.03.25.docx
+++ b/會議記錄/2025.03.25.docx
@@ -4,6 +4,9 @@
   <w:body>
     <w:p>
       <w:r>
+        <w:rPr>
+          <w:noProof/>
+        </w:rPr>
         <w:drawing>
           <wp:inline distT="0" distB="0" distL="0" distR="0" wp14:anchorId="3B8E33B7" wp14:editId="7ACFD984">
             <wp:extent cx="5274310" cy="2837815"/>
@@ -42,11 +45,6 @@
       </w:r>
     </w:p>
     <w:p>
-      <w:pPr>
-        <w:rPr>
-          <w:rFonts w:hint="eastAsia"/>
-        </w:rPr>
-      </w:pPr>
       <w:r>
         <w:rPr>
           <w:rFonts w:hint="eastAsia"/>
@@ -61,13 +59,7 @@
       </w:r>
     </w:p>
     <w:p/>
-    <w:p>
-      <w:pPr>
-        <w:rPr>
-          <w:rFonts w:hint="eastAsia"/>
-        </w:rPr>
-      </w:pPr>
-    </w:p>
+    <w:p/>
     <w:p>
       <w:pPr>
         <w:pStyle w:val="11"/>
@@ -158,31 +150,7 @@
         <w:rPr>
           <w:rFonts w:hint="eastAsia"/>
         </w:rPr>
-        <w:t xml:space="preserve">    </w:t>
-      </w:r>
-      <w:r>
-        <w:rPr>
-          <w:rFonts w:hint="eastAsia"/>
-        </w:rPr>
-        <w:t>自動撥號</w:t>
-      </w:r>
-      <w:r>
-        <w:rPr>
-          <w:rFonts w:hint="eastAsia"/>
-        </w:rPr>
-        <w:t>,</w:t>
-      </w:r>
-      <w:r>
-        <w:rPr>
-          <w:rFonts w:hint="eastAsia"/>
-        </w:rPr>
-        <w:t>簡訊快捷鍵</w:t>
-      </w:r>
-      <w:r>
-        <w:rPr>
-          <w:rFonts w:hint="eastAsia"/>
-        </w:rPr>
-        <w:t xml:space="preserve"> </w:t>
+        <w:t>商家認證表單</w:t>
       </w:r>
     </w:p>
     <w:p>
@@ -203,70 +171,25 @@
         <w:rPr>
           <w:rFonts w:hint="eastAsia"/>
         </w:rPr>
-        <w:t>預設</w:t>
-      </w:r>
-      <w:r>
-        <w:rPr>
-          <w:rFonts w:hint="eastAsia"/>
-        </w:rPr>
-        <w:t>(</w:t>
-      </w:r>
-      <w:r>
-        <w:rPr>
-          <w:rFonts w:hint="eastAsia"/>
-        </w:rPr>
-        <w:t>個人設定</w:t>
-      </w:r>
-      <w:r>
-        <w:rPr>
-          <w:rFonts w:hint="eastAsia"/>
-        </w:rPr>
-        <w:t xml:space="preserve">) </w:t>
-      </w:r>
-      <w:r>
-        <w:rPr>
-          <w:rFonts w:hint="eastAsia"/>
-        </w:rPr>
-        <w:t>資料蒐集</w:t>
-      </w:r>
-    </w:p>
-    <w:p>
-      <w:pPr>
-        <w:pStyle w:val="11"/>
-        <w:ind w:left="480"/>
-        <w:rPr>
-          <w:rFonts w:hint="eastAsia"/>
-        </w:rPr>
-      </w:pPr>
-      <w:r>
-        <w:rPr>
-          <w:rFonts w:hint="eastAsia"/>
-        </w:rPr>
-        <w:t xml:space="preserve">    (</w:t>
-      </w:r>
-      <w:r>
-        <w:rPr>
-          <w:rFonts w:hint="eastAsia"/>
-        </w:rPr>
-        <w:t>可加</w:t>
+        <w:t>自動撥號</w:t>
+      </w:r>
+      <w:r>
+        <w:rPr>
+          <w:rFonts w:hint="eastAsia"/>
+        </w:rPr>
+        <w:t>,</w:t>
+      </w:r>
+      <w:r>
+        <w:rPr>
+          <w:rFonts w:hint="eastAsia"/>
+        </w:rPr>
+        <w:t>簡訊快捷鍵</w:t>
       </w:r>
       <w:r>
         <w:rPr>
           <w:rFonts w:hint="eastAsia"/>
         </w:rPr>
         <w:t xml:space="preserve"> </w:t>
-      </w:r>
-      <w:r>
-        <w:rPr>
-          <w:rFonts w:hint="eastAsia"/>
-        </w:rPr>
-        <w:t>表單審核狀況</w:t>
-      </w:r>
-      <w:r>
-        <w:rPr>
-          <w:rFonts w:hint="eastAsia"/>
-        </w:rPr>
-        <w:t>)</w:t>
       </w:r>
     </w:p>
     <w:p>
@@ -281,7 +204,55 @@
         <w:rPr>
           <w:rFonts w:hint="eastAsia"/>
         </w:rPr>
-        <w:t>公佈欄網頁</w:t>
+        <w:t xml:space="preserve">    </w:t>
+      </w:r>
+      <w:r>
+        <w:rPr>
+          <w:rFonts w:hint="eastAsia"/>
+        </w:rPr>
+        <w:t>預設</w:t>
+      </w:r>
+      <w:r>
+        <w:rPr>
+          <w:rFonts w:hint="eastAsia"/>
+        </w:rPr>
+        <w:t>(</w:t>
+      </w:r>
+      <w:r>
+        <w:rPr>
+          <w:rFonts w:hint="eastAsia"/>
+        </w:rPr>
+        <w:t>個人設定</w:t>
+      </w:r>
+      <w:r>
+        <w:rPr>
+          <w:rFonts w:hint="eastAsia"/>
+        </w:rPr>
+        <w:t xml:space="preserve">) </w:t>
+      </w:r>
+      <w:r>
+        <w:rPr>
+          <w:rFonts w:hint="eastAsia"/>
+        </w:rPr>
+        <w:t>資料蒐集</w:t>
+      </w:r>
+    </w:p>
+    <w:p>
+      <w:pPr>
+        <w:pStyle w:val="11"/>
+        <w:ind w:left="480"/>
+      </w:pPr>
+      <w:r>
+        <w:rPr>
+          <w:rFonts w:hint="eastAsia"/>
+        </w:rPr>
+        <w:t xml:space="preserve">    (</w:t>
+      </w:r>
+      <w:r>
+        <w:rPr>
+          <w:rFonts w:hint="eastAsia"/>
+        </w:rPr>
+        <w:t>可加</w:t>
       </w:r>
       <w:r>
         <w:rPr>
@@ -293,13 +264,7 @@
         <w:rPr>
           <w:rFonts w:hint="eastAsia"/>
         </w:rPr>
-        <w:t>(</w:t>
-      </w:r>
-      <w:r>
-        <w:rPr>
-          <w:rFonts w:hint="eastAsia"/>
-        </w:rPr>
-        <w:t>匿名聊天室</w:t>
+        <w:t>表單審核狀況</w:t>
       </w:r>
       <w:r>
         <w:rPr>
@@ -320,37 +285,25 @@
         <w:rPr>
           <w:rFonts w:hint="eastAsia"/>
         </w:rPr>
-        <w:t xml:space="preserve">    </w:t>
-      </w:r>
-      <w:r>
-        <w:rPr>
-          <w:rFonts w:hint="eastAsia"/>
-        </w:rPr>
-        <w:t>你的聊天室</w:t>
-      </w:r>
-      <w:r>
-        <w:rPr>
-          <w:rFonts w:hint="eastAsia"/>
-        </w:rPr>
-        <w:t>(</w:t>
-      </w:r>
-      <w:r>
-        <w:rPr>
-          <w:rFonts w:hint="eastAsia"/>
-        </w:rPr>
-        <w:t>檢視已加星號聊天室</w:t>
+        <w:t>公佈欄網頁</w:t>
+      </w:r>
+      <w:r>
+        <w:rPr>
+          <w:rFonts w:hint="eastAsia"/>
+        </w:rPr>
+        <w:t xml:space="preserve"> (</w:t>
+      </w:r>
+      <w:r>
+        <w:rPr>
+          <w:rFonts w:hint="eastAsia"/>
+        </w:rPr>
+        <w:t>匿名聊天室</w:t>
       </w:r>
       <w:r>
         <w:rPr>
           <w:rFonts w:hint="eastAsia"/>
         </w:rPr>
         <w:t>)</w:t>
-      </w:r>
-      <w:r>
-        <w:rPr>
-          <w:rFonts w:hint="eastAsia"/>
-        </w:rPr>
-        <w:t xml:space="preserve"> </w:t>
       </w:r>
     </w:p>
     <w:p>
@@ -365,55 +318,103 @@
         <w:rPr>
           <w:rFonts w:hint="eastAsia"/>
         </w:rPr>
-        <w:t>網頁後臺處裡</w:t>
-      </w:r>
-      <w:r>
-        <w:rPr>
-          <w:rFonts w:hint="eastAsia"/>
-        </w:rPr>
-        <w:t>,</w:t>
-      </w:r>
-      <w:r>
-        <w:rPr>
-          <w:rFonts w:hint="eastAsia"/>
-        </w:rPr>
-        <w:t>定位</w:t>
-      </w:r>
-      <w:r>
-        <w:rPr>
-          <w:rFonts w:hint="eastAsia"/>
-        </w:rPr>
-        <w:t>,</w:t>
-      </w:r>
-      <w:r>
-        <w:rPr>
-          <w:rFonts w:hint="eastAsia"/>
-        </w:rPr>
-        <w:t>背景處理</w:t>
+        <w:t xml:space="preserve">    </w:t>
+      </w:r>
+      <w:r>
+        <w:rPr>
+          <w:rFonts w:hint="eastAsia"/>
+        </w:rPr>
+        <w:t>你的聊天室</w:t>
+      </w:r>
+      <w:r>
+        <w:rPr>
+          <w:rFonts w:hint="eastAsia"/>
+        </w:rPr>
+        <w:t>(</w:t>
+      </w:r>
+      <w:r>
+        <w:rPr>
+          <w:rFonts w:hint="eastAsia"/>
+        </w:rPr>
+        <w:t>檢視已加星號聊天室</w:t>
+      </w:r>
+      <w:r>
+        <w:rPr>
+          <w:rFonts w:hint="eastAsia"/>
+        </w:rPr>
+        <w:t xml:space="preserve">) </w:t>
       </w:r>
     </w:p>
     <w:p>
       <w:pPr>
         <w:pStyle w:val="11"/>
-        <w:ind w:left="480"/>
-      </w:pPr>
+        <w:numPr>
+          <w:ilvl w:val="0"/>
+          <w:numId w:val="2"/>
+        </w:numPr>
+      </w:pPr>
+      <w:r>
+        <w:rPr>
+          <w:rFonts w:hint="eastAsia"/>
+        </w:rPr>
+        <w:t>網頁後</w:t>
+      </w:r>
+      <w:proofErr w:type="gramStart"/>
+      <w:r>
+        <w:rPr>
+          <w:rFonts w:hint="eastAsia"/>
+        </w:rPr>
+        <w:t>臺</w:t>
+      </w:r>
+      <w:proofErr w:type="gramEnd"/>
+      <w:r>
+        <w:rPr>
+          <w:rFonts w:hint="eastAsia"/>
+        </w:rPr>
+        <w:t>處裡</w:t>
+      </w:r>
+      <w:r>
+        <w:rPr>
+          <w:rFonts w:hint="eastAsia"/>
+        </w:rPr>
+        <w:t>,</w:t>
+      </w:r>
+      <w:r>
+        <w:rPr>
+          <w:rFonts w:hint="eastAsia"/>
+        </w:rPr>
+        <w:t>定位</w:t>
+      </w:r>
+      <w:r>
+        <w:rPr>
+          <w:rFonts w:hint="eastAsia"/>
+        </w:rPr>
+        <w:t>,</w:t>
+      </w:r>
+      <w:r>
+        <w:rPr>
+          <w:rFonts w:hint="eastAsia"/>
+        </w:rPr>
+        <w:t>背景處理</w:t>
+      </w:r>
     </w:p>
     <w:p>
       <w:pPr>
         <w:pStyle w:val="11"/>
-        <w:ind w:left="960"/>
-        <w:rPr>
-          <w:rFonts w:hint="eastAsia"/>
-        </w:rPr>
+        <w:ind w:left="480"/>
       </w:pPr>
     </w:p>
     <w:p>
       <w:pPr>
-        <w:rPr>
-          <w:rFonts w:hint="eastAsia"/>
-        </w:rPr>
-      </w:pPr>
-      <w:r>
+        <w:pStyle w:val="11"/>
+        <w:ind w:left="960"/>
+      </w:pPr>
+    </w:p>
+    <w:p>
+      <w:r>
+        <w:rPr>
+          <w:noProof/>
+        </w:rPr>
         <w:lastRenderedPageBreak/>
         <w:drawing>
           <wp:inline distT="0" distB="0" distL="0" distR="0" wp14:anchorId="1AC06878" wp14:editId="387D51B6">
